--- a/Drafts/Chapter1_Introduction.docx
+++ b/Drafts/Chapter1_Introduction.docx
@@ -122,6 +122,255 @@
       </w:pPr>
       <w:r>
         <w:t xml:space="preserve">Several extensions are deliberately left out so the project stays manageable, and Section 8 returns to them as future directions: online or streaming adaptation of kernel weights at inference, deployment and optimization on edge devices, fairness auditing across demographic subgroups, privacy-preserving computation such as federated learning or differential privacy, and deep learning hybrid architectures.</w:t>
+      </w:r>
+    </w:p>
+    <w:p>
+      <w:pPr>
+        <w:pStyle w:val="Heading2"/>
+      </w:pPr>
+      <w:r>
+        <w:t xml:space="preserve">1.4 Research Objectives and Hypotheses</w:t>
+      </w:r>
+    </w:p>
+    <w:p>
+      <w:pPr>
+        <w:spacing w:after="160" w:line="276"/>
+        <w:jc w:val="both"/>
+      </w:pPr>
+      <w:r>
+        <w:t xml:space="preserve">The primary objective is to design and evaluate an adaptive hybrid kernel SVM, combining a global linear component and a local RBF component with both an adaptive mixture coefficient and data-quality-driven per-feature weights, for classifying noisy, high-dimensional IoT healthcare data. Success is defined as a measurable improvement over a single-kernel SVM and over static MKL on accuracy, macro-averaged F1, and noise robustness. This breaks down into four sub-objectives:</w:t>
+      </w:r>
+    </w:p>
+    <w:p>
+      <w:pPr>
+        <w:pStyle w:val="ListParagraph"/>
+        <w:numPr>
+          <w:ilvl w:val="0"/>
+          <w:numId w:val="2"/>
+        </w:numPr>
+        <w:spacing w:after="120" w:line="276"/>
+        <w:jc w:val="both"/>
+      </w:pPr>
+      <w:r>
+        <w:t xml:space="preserve">Derive a complete mathematical formulation of the model, covering the composite kernel, the per-feature weight computation, the SVM optimization objective, and the hyperparameter space.</w:t>
+      </w:r>
+    </w:p>
+    <w:p>
+      <w:pPr>
+        <w:pStyle w:val="ListParagraph"/>
+        <w:numPr>
+          <w:ilvl w:val="0"/>
+          <w:numId w:val="2"/>
+        </w:numPr>
+        <w:spacing w:after="120" w:line="276"/>
+        <w:jc w:val="both"/>
+      </w:pPr>
+      <w:r>
+        <w:t xml:space="preserve">Implement the model by extending a standard SVM solver in Python and scikit-learn through a custom precomputed kernel matrix.</w:t>
+      </w:r>
+    </w:p>
+    <w:p>
+      <w:pPr>
+        <w:pStyle w:val="ListParagraph"/>
+        <w:numPr>
+          <w:ilvl w:val="0"/>
+          <w:numId w:val="2"/>
+        </w:numPr>
+        <w:spacing w:after="120" w:line="276"/>
+        <w:jc w:val="both"/>
+      </w:pPr>
+      <w:r>
+        <w:t xml:space="preserve">Validate the model empirically on the OPPORTUNITY and CASAS datasets against three baselines (SVM-RBF, SVM-Linear, and static MKL).</w:t>
+      </w:r>
+    </w:p>
+    <w:p>
+      <w:pPr>
+        <w:pStyle w:val="ListParagraph"/>
+        <w:numPr>
+          <w:ilvl w:val="0"/>
+          <w:numId w:val="2"/>
+        </w:numPr>
+        <w:spacing w:after="120" w:line="276"/>
+        <w:jc w:val="both"/>
+      </w:pPr>
+      <w:r>
+        <w:t xml:space="preserve">Analyse noise robustness through synthetic noise injection at a range of intensities, producing performance degradation curves.</w:t>
+      </w:r>
+    </w:p>
+    <w:p>
+      <w:pPr>
+        <w:spacing w:after="160" w:line="276"/>
+        <w:jc w:val="both"/>
+      </w:pPr>
+      <w:r>
+        <w:t xml:space="preserve">The empirical work is organised around three hypotheses. The first concerns the value of the hybrid kernel itself, the second concerns robustness to noise, and the third isolates the contribution of the feature weighting:</w:t>
+      </w:r>
+    </w:p>
+    <w:p>
+      <w:pPr>
+        <w:pStyle w:val="ListParagraph"/>
+        <w:numPr>
+          <w:ilvl w:val="0"/>
+          <w:numId w:val="3"/>
+        </w:numPr>
+        <w:spacing w:after="120" w:line="276"/>
+        <w:jc w:val="both"/>
+      </w:pPr>
+      <w:r>
+        <w:t xml:space="preserve">H1 (hybrid kernel advantage). On multimodal, noisy datasets, the adaptive hybrid kernel SVM achieves higher accuracy and macro-F1 than any single fixed kernel, whether RBF or linear.</w:t>
+      </w:r>
+    </w:p>
+    <w:p>
+      <w:pPr>
+        <w:pStyle w:val="ListParagraph"/>
+        <w:numPr>
+          <w:ilvl w:val="0"/>
+          <w:numId w:val="3"/>
+        </w:numPr>
+        <w:spacing w:after="120" w:line="276"/>
+        <w:jc w:val="both"/>
+      </w:pPr>
+      <w:r>
+        <w:t xml:space="preserve">H2 (noise resilience). The data-quality-driven weights inside the kernel give better resistance to synthetic noise injection than a standard kernel SVM or static MKL without weights, shown as smaller performance degradation as noise intensity rises.</w:t>
+      </w:r>
+    </w:p>
+    <w:p>
+      <w:pPr>
+        <w:pStyle w:val="ListParagraph"/>
+        <w:numPr>
+          <w:ilvl w:val="0"/>
+          <w:numId w:val="3"/>
+        </w:numPr>
+        <w:spacing w:after="120" w:line="276"/>
+        <w:jc w:val="both"/>
+      </w:pPr>
+      <w:r>
+        <w:t xml:space="preserve">H3 (feature weighting contribution). The weighting mechanism yields a measurable improvement over the same hybrid kernel without weights. This is tested by an ablation that compares the full model against a weight-free variant using the identical linear-RBF mixture.</w:t>
+      </w:r>
+    </w:p>
+    <w:p>
+      <w:pPr>
+        <w:pStyle w:val="Heading2"/>
+      </w:pPr>
+      <w:r>
+        <w:t xml:space="preserve">1.5 Overview of the Proposed Approach</w:t>
+      </w:r>
+    </w:p>
+    <w:p>
+      <w:pPr>
+        <w:spacing w:after="160" w:line="276"/>
+        <w:jc w:val="both"/>
+      </w:pPr>
+      <w:r>
+        <w:t xml:space="preserve">The proposed model keeps the familiar SVM training procedure and changes the similarity function it relies on. Instead of a single fixed kernel, the decision function uses a composite kernel that adds a global linear term and a local RBF term, balanced by a mixture coefficient. The linear term captures broad, global trends across the feature space, while the RBF term captures local nonlinear structure; the coefficient controls how much each contributes, so the model is not committed in advance to one view of the data.</w:t>
+      </w:r>
+    </w:p>
+    <w:p>
+      <w:pPr>
+        <w:spacing w:after="160" w:line="276"/>
+        <w:jc w:val="both"/>
+      </w:pPr>
+      <w:r>
+        <w:t xml:space="preserve">The second ingredient is a per-feature weighting that sits inside the kernel rather than in front of it. Before the kernel compares two samples, each feature is scaled by a reliability weight derived from data-quality indicators: how often that feature is missing, and how stable its variance is across the data. Features that are frequently missing or erratic receive smaller weights, so they contribute less to the computed similarity, while stable and well-populated features count for more. Because this scaling happens inside the kernel evaluation, the effect propagates through the whole decision function, and unreliable sensor channels are de-emphasized without being discarded outright.</w:t>
+      </w:r>
+    </w:p>
+    <w:p>
+      <w:pPr>
+        <w:spacing w:after="160" w:line="276"/>
+        <w:jc w:val="both"/>
+      </w:pPr>
+      <w:r>
+        <w:t xml:space="preserve">This design separates the present work from two nearby approaches. Static MKL would learn one global mixture weight and stop there, with no notion of per-feature reliability. A conventional preprocessing pipeline would score or select features first and then hand a fixed, reduced feature set to an ordinary kernel. Here the two mechanisms are joined: the kernel composition and the feature weighting operate together within a single model, and the implementation realises this through a precomputed kernel matrix that a standard SVM solver can consume directly.</w:t>
+      </w:r>
+    </w:p>
+    <w:p>
+      <w:pPr>
+        <w:pStyle w:val="Heading2"/>
+      </w:pPr>
+      <w:r>
+        <w:t xml:space="preserve">1.6 Contributions</w:t>
+      </w:r>
+    </w:p>
+    <w:p>
+      <w:pPr>
+        <w:spacing w:after="160" w:line="276"/>
+        <w:jc w:val="both"/>
+      </w:pPr>
+      <w:r>
+        <w:t xml:space="preserve">The thesis makes four contributions:</w:t>
+      </w:r>
+    </w:p>
+    <w:p>
+      <w:pPr>
+        <w:pStyle w:val="ListParagraph"/>
+        <w:numPr>
+          <w:ilvl w:val="0"/>
+          <w:numId w:val="4"/>
+        </w:numPr>
+        <w:spacing w:after="120" w:line="276"/>
+        <w:jc w:val="both"/>
+      </w:pPr>
+      <w:r>
+        <w:t xml:space="preserve">A unified adaptive hybrid kernel framework. The main methodological contribution integrates data-quality-driven feature weights directly into a composite linear-RBF kernel. Unlike static MKL or a decoupled preprocessing stage, the model modulates the kernel similarity itself, so the decision function naturally de-emphasizes unreliable features.</w:t>
+      </w:r>
+    </w:p>
+    <w:p>
+      <w:pPr>
+        <w:pStyle w:val="ListParagraph"/>
+        <w:numPr>
+          <w:ilvl w:val="0"/>
+          <w:numId w:val="4"/>
+        </w:numPr>
+        <w:spacing w:after="120" w:line="276"/>
+        <w:jc w:val="both"/>
+      </w:pPr>
+      <w:r>
+        <w:t xml:space="preserve">Empirical evidence on noise robustness. The thesis provides systematic results on two IoT healthcare datasets, with noise-injection experiments that quantify the benefit of the weights under sensor degradation and offer practical guidance for deployment.</w:t>
+      </w:r>
+    </w:p>
+    <w:p>
+      <w:pPr>
+        <w:pStyle w:val="ListParagraph"/>
+        <w:numPr>
+          <w:ilvl w:val="0"/>
+          <w:numId w:val="4"/>
+        </w:numPr>
+        <w:spacing w:after="120" w:line="276"/>
+        <w:jc w:val="both"/>
+      </w:pPr>
+      <w:r>
+        <w:t xml:space="preserve">An ablation analysis of component contributions. By comparing the full model against static MKL, the thesis isolates the contribution of the weights, showing when and by how much they improve the hybrid kernel on its own.</w:t>
+      </w:r>
+    </w:p>
+    <w:p>
+      <w:pPr>
+        <w:pStyle w:val="ListParagraph"/>
+        <w:numPr>
+          <w:ilvl w:val="0"/>
+          <w:numId w:val="4"/>
+        </w:numPr>
+        <w:spacing w:after="120" w:line="276"/>
+        <w:jc w:val="both"/>
+      </w:pPr>
+      <w:r>
+        <w:t xml:space="preserve">A reusable implementation. The thesis delivers a documented, scikit-learn-compatible Python implementation, comprising the weighting module, the adaptive hybrid kernel, and a full experimental pipeline with configurations for reproducibility.</w:t>
+      </w:r>
+    </w:p>
+    <w:p>
+      <w:pPr>
+        <w:pStyle w:val="Heading2"/>
+      </w:pPr>
+      <w:r>
+        <w:t xml:space="preserve">1.7 Thesis Outline</w:t>
+      </w:r>
+    </w:p>
+    <w:p>
+      <w:pPr>
+        <w:spacing w:after="160" w:line="276"/>
+        <w:jc w:val="both"/>
+      </w:pPr>
+      <w:r>
+        <w:t xml:space="preserve">The remainder of the thesis is organised as follows. Chapter 2 reviews the relevant literature on SVMs and kernel methods for high-dimensional biomedical data, Multiple Kernel Learning, noise handling and feature weighting in IoT healthcare, and adaptive and hybrid kernel SVMs, and locates the research gap. Chapter 3 sets out the methodology, including the mathematical formulation of the composite kernel, the feature weight computation, the optimization objective, the algorithm, the datasets, and the evaluation protocol. Chapter 4 describes the implementation and experimental setup. Chapter 5 reports the experimental results, covering classification performance, the noise robustness analysis, the ablation study, and statistical significance testing. Chapter 6 discusses the findings, their limitations, and their practical implications. Chapter 7 concludes and outlines directions for future work.</w:t>
       </w:r>
     </w:p>
     <w:sectPr>
@@ -298,8 +547,62 @@
       </w:pPr>
     </w:lvl>
   </w:abstractNum>
+  <w:abstractNum w:abstractNumId="2" w15:restartNumberingAfterBreak="0">
+    <w:multiLevelType w:val="hybridMultilevel"/>
+    <w:lvl w:ilvl="0" w15:tentative="1">
+      <w:start w:val="1"/>
+      <w:numFmt w:val="decimal"/>
+      <w:lvlText w:val="%1."/>
+      <w:lvlJc w:val="left"/>
+      <w:pPr>
+        <w:ind w:left="720" w:hanging="360"/>
+      </w:pPr>
+    </w:lvl>
+  </w:abstractNum>
+  <w:abstractNum w:abstractNumId="3" w15:restartNumberingAfterBreak="0">
+    <w:multiLevelType w:val="hybridMultilevel"/>
+    <w:lvl w:ilvl="0" w15:tentative="1">
+      <w:start w:val="1"/>
+      <w:numFmt w:val="decimal"/>
+      <w:lvlText w:val="%1."/>
+      <w:lvlJc w:val="left"/>
+      <w:pPr>
+        <w:ind w:left="720" w:hanging="360"/>
+      </w:pPr>
+    </w:lvl>
+  </w:abstractNum>
+  <w:abstractNum w:abstractNumId="4" w15:restartNumberingAfterBreak="0">
+    <w:multiLevelType w:val="hybridMultilevel"/>
+    <w:lvl w:ilvl="0" w15:tentative="1">
+      <w:start w:val="1"/>
+      <w:numFmt w:val="decimal"/>
+      <w:lvlText w:val="%1."/>
+      <w:lvlJc w:val="left"/>
+      <w:pPr>
+        <w:ind w:left="720" w:hanging="360"/>
+      </w:pPr>
+    </w:lvl>
+  </w:abstractNum>
   <w:num w:numId="1">
     <w:abstractNumId w:val="1"/>
+    <w:lvlOverride w:ilvl="0">
+      <w:startOverride w:val="1"/>
+    </w:lvlOverride>
+  </w:num>
+  <w:num w:numId="2">
+    <w:abstractNumId w:val="2"/>
+    <w:lvlOverride w:ilvl="0">
+      <w:startOverride w:val="1"/>
+    </w:lvlOverride>
+  </w:num>
+  <w:num w:numId="3">
+    <w:abstractNumId w:val="3"/>
+    <w:lvlOverride w:ilvl="0">
+      <w:startOverride w:val="1"/>
+    </w:lvlOverride>
+  </w:num>
+  <w:num w:numId="4">
+    <w:abstractNumId w:val="4"/>
     <w:lvlOverride w:ilvl="0">
       <w:startOverride w:val="1"/>
     </w:lvlOverride>
